--- a/public/fun/forms/이력서_치과위생사·치과행정_10_JSONResume형.docx
+++ b/public/fun/forms/이력서_치과위생사·치과행정_10_JSONResume형.docx
@@ -484,7 +484,19 @@
             <w:tcW w:type="dxa" w:w="2070"/>
             <w:vAlign w:val="center"/>
           </w:tcPr>
-          <w:p/>
+          <w:p>
+            <w:pPr>
+              <w:spacing w:before="0" w:after="0"/>
+              <w:jc w:val="left"/>
+            </w:pPr>
+            <w:r>
+              <w:rPr>
+                <w:color w:val="A9B0B8"/>
+                <w:sz w:val="16"/>
+              </w:rPr>
+              <w:t>예) 2023.05.</w:t>
+            </w:r>
+          </w:p>
         </w:tc>
         <w:tc>
           <w:tcPr>
@@ -498,7 +510,19 @@
             <w:tcW w:type="dxa" w:w="2760"/>
             <w:vAlign w:val="center"/>
           </w:tcPr>
-          <w:p/>
+          <w:p>
+            <w:pPr>
+              <w:spacing w:before="0" w:after="0"/>
+              <w:jc w:val="left"/>
+            </w:pPr>
+            <w:r>
+              <w:rPr>
+                <w:color w:val="A9B0B8"/>
+                <w:sz w:val="16"/>
+              </w:rPr>
+              <w:t>○○공단</w:t>
+            </w:r>
+          </w:p>
         </w:tc>
         <w:tc>
           <w:tcPr>
@@ -605,6 +629,219 @@
         <w:tc>
           <w:tcPr>
             <w:tcW w:type="dxa" w:w="2760"/>
+            <w:vAlign w:val="center"/>
+          </w:tcPr>
+          <w:p/>
+        </w:tc>
+      </w:tr>
+    </w:tbl>
+    <w:p>
+      <w:pPr>
+        <w:keepNext/>
+        <w:pBdr>
+          <w:bottom w:val="single" w:sz="6" w:space="3" w:color="C8CBD0"/>
+        </w:pBdr>
+        <w:spacing w:before="240" w:after="80"/>
+        <w:jc w:val="left"/>
+      </w:pPr>
+      <w:r>
+        <w:rPr>
+          <w:b/>
+          <w:color w:val="575E6B"/>
+          <w:sz w:val="17"/>
+        </w:rPr>
+        <w:t>education</w:t>
+      </w:r>
+      <w:r>
+        <w:rPr>
+          <w:rFonts w:ascii="바탕" w:hAnsi="바탕" w:eastAsia="바탕" w:cs="바탕"/>
+          <w:b/>
+          <w:color w:val="31363F"/>
+          <w:sz w:val="22"/>
+        </w:rPr>
+        <w:t xml:space="preserve">   학 력</w:t>
+      </w:r>
+    </w:p>
+    <w:tbl>
+      <w:tblPr>
+        <w:tblW w:w="10350" w:type="dxa"/>
+        <w:jc w:val="left"/>
+        <w:tblBorders>
+          <w:top w:val="single" w:sz="4" w:space="0" w:color="C8CBD0"/>
+          <w:left w:val="single" w:sz="4" w:space="0" w:color="C8CBD0"/>
+          <w:bottom w:val="single" w:sz="4" w:space="0" w:color="C8CBD0"/>
+          <w:right w:val="single" w:sz="4" w:space="0" w:color="C8CBD0"/>
+          <w:insideH w:val="single" w:sz="4" w:space="0" w:color="C8CBD0"/>
+          <w:insideV w:val="single" w:sz="4" w:space="0" w:color="C8CBD0"/>
+        </w:tblBorders>
+        <w:tblLayout w:type="fixed"/>
+        <w:tblCellMar>
+          <w:top w:w="40" w:type="dxa"/>
+          <w:left w:w="80" w:type="dxa"/>
+          <w:bottom w:w="40" w:type="dxa"/>
+          <w:right w:w="80" w:type="dxa"/>
+        </w:tblCellMar>
+        <w:tblLook w:firstColumn="1" w:firstRow="1" w:lastColumn="0" w:lastRow="0" w:noHBand="0" w:noVBand="1" w:val="04A0"/>
+      </w:tblPr>
+      <w:tblGrid>
+        <w:gridCol w:w="2070"/>
+        <w:gridCol w:w="4140"/>
+        <w:gridCol w:w="4140"/>
+      </w:tblGrid>
+      <w:tr>
+        <w:trPr>
+          <w:trHeight w:val="420" w:hRule="atLeast"/>
+          <w:cantSplit/>
+        </w:trPr>
+        <w:tc>
+          <w:tcPr>
+            <w:tcW w:type="dxa" w:w="2070"/>
+            <w:shd w:val="clear" w:color="auto" w:fill="F3F3F4"/>
+            <w:vAlign w:val="center"/>
+          </w:tcPr>
+          <w:p>
+            <w:pPr>
+              <w:spacing w:before="0" w:after="0"/>
+              <w:jc w:val="center"/>
+            </w:pPr>
+            <w:r>
+              <w:rPr>
+                <w:b/>
+                <w:color w:val="31363F"/>
+                <w:sz w:val="19"/>
+              </w:rPr>
+              <w:t>기 간</w:t>
+            </w:r>
+          </w:p>
+        </w:tc>
+        <w:tc>
+          <w:tcPr>
+            <w:tcW w:type="dxa" w:w="4140"/>
+            <w:shd w:val="clear" w:color="auto" w:fill="F3F3F4"/>
+            <w:vAlign w:val="center"/>
+          </w:tcPr>
+          <w:p>
+            <w:pPr>
+              <w:spacing w:before="0" w:after="0"/>
+              <w:jc w:val="center"/>
+            </w:pPr>
+            <w:r>
+              <w:rPr>
+                <w:b/>
+                <w:color w:val="31363F"/>
+                <w:sz w:val="19"/>
+              </w:rPr>
+              <w:t>학교명</w:t>
+            </w:r>
+          </w:p>
+        </w:tc>
+        <w:tc>
+          <w:tcPr>
+            <w:tcW w:type="dxa" w:w="4140"/>
+            <w:shd w:val="clear" w:color="auto" w:fill="F3F3F4"/>
+            <w:vAlign w:val="center"/>
+          </w:tcPr>
+          <w:p>
+            <w:pPr>
+              <w:spacing w:before="0" w:after="0"/>
+              <w:jc w:val="center"/>
+            </w:pPr>
+            <w:r>
+              <w:rPr>
+                <w:b/>
+                <w:color w:val="31363F"/>
+                <w:sz w:val="19"/>
+              </w:rPr>
+              <w:t>전 공</w:t>
+            </w:r>
+          </w:p>
+        </w:tc>
+      </w:tr>
+      <w:tr>
+        <w:trPr>
+          <w:trHeight w:val="465" w:hRule="atLeast"/>
+          <w:cantSplit/>
+        </w:trPr>
+        <w:tc>
+          <w:tcPr>
+            <w:tcW w:type="dxa" w:w="2070"/>
+            <w:vAlign w:val="center"/>
+          </w:tcPr>
+          <w:p>
+            <w:pPr>
+              <w:spacing w:before="0" w:after="0"/>
+              <w:jc w:val="left"/>
+            </w:pPr>
+            <w:r>
+              <w:rPr>
+                <w:color w:val="A9B0B8"/>
+                <w:sz w:val="16"/>
+              </w:rPr>
+              <w:t>예) 2022.03 ~ 2024.02</w:t>
+            </w:r>
+          </w:p>
+        </w:tc>
+        <w:tc>
+          <w:tcPr>
+            <w:tcW w:type="dxa" w:w="4140"/>
+            <w:vAlign w:val="center"/>
+          </w:tcPr>
+          <w:p>
+            <w:pPr>
+              <w:spacing w:before="0" w:after="0"/>
+              <w:jc w:val="left"/>
+            </w:pPr>
+            <w:r>
+              <w:rPr>
+                <w:color w:val="A9B0B8"/>
+                <w:sz w:val="16"/>
+              </w:rPr>
+              <w:t>○○대학교</w:t>
+            </w:r>
+          </w:p>
+        </w:tc>
+        <w:tc>
+          <w:tcPr>
+            <w:tcW w:type="dxa" w:w="4140"/>
+            <w:vAlign w:val="center"/>
+          </w:tcPr>
+          <w:p>
+            <w:pPr>
+              <w:spacing w:before="0" w:after="0"/>
+              <w:jc w:val="left"/>
+            </w:pPr>
+            <w:r>
+              <w:rPr>
+                <w:color w:val="A9B0B8"/>
+                <w:sz w:val="16"/>
+              </w:rPr>
+              <w:t>○○학과 (학점 3.8/4.5)</w:t>
+            </w:r>
+          </w:p>
+        </w:tc>
+      </w:tr>
+      <w:tr>
+        <w:trPr>
+          <w:trHeight w:val="465" w:hRule="atLeast"/>
+          <w:cantSplit/>
+        </w:trPr>
+        <w:tc>
+          <w:tcPr>
+            <w:tcW w:type="dxa" w:w="2070"/>
+            <w:vAlign w:val="center"/>
+          </w:tcPr>
+          <w:p/>
+        </w:tc>
+        <w:tc>
+          <w:tcPr>
+            <w:tcW w:type="dxa" w:w="4140"/>
+            <w:vAlign w:val="center"/>
+          </w:tcPr>
+          <w:p/>
+        </w:tc>
+        <w:tc>
+          <w:tcPr>
+            <w:tcW w:type="dxa" w:w="4140"/>
             <w:vAlign w:val="center"/>
           </w:tcPr>
           <w:p/>
@@ -765,7 +1002,19 @@
             <w:tcW w:type="dxa" w:w="2070"/>
             <w:vAlign w:val="center"/>
           </w:tcPr>
-          <w:p/>
+          <w:p>
+            <w:pPr>
+              <w:spacing w:before="0" w:after="0"/>
+              <w:jc w:val="left"/>
+            </w:pPr>
+            <w:r>
+              <w:rPr>
+                <w:color w:val="A9B0B8"/>
+                <w:sz w:val="16"/>
+              </w:rPr>
+              <w:t>예) 2022.03 ~ 2024.02</w:t>
+            </w:r>
+          </w:p>
         </w:tc>
         <w:tc>
           <w:tcPr>
@@ -786,7 +1035,19 @@
             <w:tcW w:type="dxa" w:w="2760"/>
             <w:vAlign w:val="center"/>
           </w:tcPr>
-          <w:p/>
+          <w:p>
+            <w:pPr>
+              <w:spacing w:before="0" w:after="0"/>
+              <w:jc w:val="left"/>
+            </w:pPr>
+            <w:r>
+              <w:rPr>
+                <w:color w:val="A9B0B8"/>
+                <w:sz w:val="16"/>
+              </w:rPr>
+              <w:t>맡은 일 + 숫자 성과</w:t>
+            </w:r>
+          </w:p>
         </w:tc>
       </w:tr>
       <w:tr>
@@ -1127,183 +1388,6 @@
         <w:tc>
           <w:tcPr>
             <w:tcW w:type="dxa" w:w="3450"/>
-            <w:vAlign w:val="center"/>
-          </w:tcPr>
-          <w:p/>
-        </w:tc>
-      </w:tr>
-    </w:tbl>
-    <w:p>
-      <w:pPr>
-        <w:keepNext/>
-        <w:pBdr>
-          <w:bottom w:val="single" w:sz="6" w:space="3" w:color="C8CBD0"/>
-        </w:pBdr>
-        <w:spacing w:before="240" w:after="80"/>
-        <w:jc w:val="left"/>
-      </w:pPr>
-      <w:r>
-        <w:rPr>
-          <w:b/>
-          <w:color w:val="575E6B"/>
-          <w:sz w:val="17"/>
-        </w:rPr>
-        <w:t>education</w:t>
-      </w:r>
-      <w:r>
-        <w:rPr>
-          <w:rFonts w:ascii="바탕" w:hAnsi="바탕" w:eastAsia="바탕" w:cs="바탕"/>
-          <w:b/>
-          <w:color w:val="31363F"/>
-          <w:sz w:val="22"/>
-        </w:rPr>
-        <w:t xml:space="preserve">   학 력</w:t>
-      </w:r>
-    </w:p>
-    <w:tbl>
-      <w:tblPr>
-        <w:tblW w:w="10350" w:type="dxa"/>
-        <w:jc w:val="left"/>
-        <w:tblBorders>
-          <w:top w:val="single" w:sz="4" w:space="0" w:color="C8CBD0"/>
-          <w:left w:val="single" w:sz="4" w:space="0" w:color="C8CBD0"/>
-          <w:bottom w:val="single" w:sz="4" w:space="0" w:color="C8CBD0"/>
-          <w:right w:val="single" w:sz="4" w:space="0" w:color="C8CBD0"/>
-          <w:insideH w:val="single" w:sz="4" w:space="0" w:color="C8CBD0"/>
-          <w:insideV w:val="single" w:sz="4" w:space="0" w:color="C8CBD0"/>
-        </w:tblBorders>
-        <w:tblLayout w:type="fixed"/>
-        <w:tblCellMar>
-          <w:top w:w="40" w:type="dxa"/>
-          <w:left w:w="80" w:type="dxa"/>
-          <w:bottom w:w="40" w:type="dxa"/>
-          <w:right w:w="80" w:type="dxa"/>
-        </w:tblCellMar>
-        <w:tblLook w:firstColumn="1" w:firstRow="1" w:lastColumn="0" w:lastRow="0" w:noHBand="0" w:noVBand="1" w:val="04A0"/>
-      </w:tblPr>
-      <w:tblGrid>
-        <w:gridCol w:w="2070"/>
-        <w:gridCol w:w="4140"/>
-        <w:gridCol w:w="4140"/>
-      </w:tblGrid>
-      <w:tr>
-        <w:trPr>
-          <w:trHeight w:val="420" w:hRule="atLeast"/>
-          <w:cantSplit/>
-        </w:trPr>
-        <w:tc>
-          <w:tcPr>
-            <w:tcW w:type="dxa" w:w="2070"/>
-            <w:shd w:val="clear" w:color="auto" w:fill="F3F3F4"/>
-            <w:vAlign w:val="center"/>
-          </w:tcPr>
-          <w:p>
-            <w:pPr>
-              <w:spacing w:before="0" w:after="0"/>
-              <w:jc w:val="center"/>
-            </w:pPr>
-            <w:r>
-              <w:rPr>
-                <w:b/>
-                <w:color w:val="31363F"/>
-                <w:sz w:val="19"/>
-              </w:rPr>
-              <w:t>기 간</w:t>
-            </w:r>
-          </w:p>
-        </w:tc>
-        <w:tc>
-          <w:tcPr>
-            <w:tcW w:type="dxa" w:w="4140"/>
-            <w:shd w:val="clear" w:color="auto" w:fill="F3F3F4"/>
-            <w:vAlign w:val="center"/>
-          </w:tcPr>
-          <w:p>
-            <w:pPr>
-              <w:spacing w:before="0" w:after="0"/>
-              <w:jc w:val="center"/>
-            </w:pPr>
-            <w:r>
-              <w:rPr>
-                <w:b/>
-                <w:color w:val="31363F"/>
-                <w:sz w:val="19"/>
-              </w:rPr>
-              <w:t>학교명</w:t>
-            </w:r>
-          </w:p>
-        </w:tc>
-        <w:tc>
-          <w:tcPr>
-            <w:tcW w:type="dxa" w:w="4140"/>
-            <w:shd w:val="clear" w:color="auto" w:fill="F3F3F4"/>
-            <w:vAlign w:val="center"/>
-          </w:tcPr>
-          <w:p>
-            <w:pPr>
-              <w:spacing w:before="0" w:after="0"/>
-              <w:jc w:val="center"/>
-            </w:pPr>
-            <w:r>
-              <w:rPr>
-                <w:b/>
-                <w:color w:val="31363F"/>
-                <w:sz w:val="19"/>
-              </w:rPr>
-              <w:t>전 공</w:t>
-            </w:r>
-          </w:p>
-        </w:tc>
-      </w:tr>
-      <w:tr>
-        <w:trPr>
-          <w:trHeight w:val="465" w:hRule="atLeast"/>
-          <w:cantSplit/>
-        </w:trPr>
-        <w:tc>
-          <w:tcPr>
-            <w:tcW w:type="dxa" w:w="2070"/>
-            <w:vAlign w:val="center"/>
-          </w:tcPr>
-          <w:p/>
-        </w:tc>
-        <w:tc>
-          <w:tcPr>
-            <w:tcW w:type="dxa" w:w="4140"/>
-            <w:vAlign w:val="center"/>
-          </w:tcPr>
-          <w:p/>
-        </w:tc>
-        <w:tc>
-          <w:tcPr>
-            <w:tcW w:type="dxa" w:w="4140"/>
-            <w:vAlign w:val="center"/>
-          </w:tcPr>
-          <w:p/>
-        </w:tc>
-      </w:tr>
-      <w:tr>
-        <w:trPr>
-          <w:trHeight w:val="465" w:hRule="atLeast"/>
-          <w:cantSplit/>
-        </w:trPr>
-        <w:tc>
-          <w:tcPr>
-            <w:tcW w:type="dxa" w:w="2070"/>
-            <w:vAlign w:val="center"/>
-          </w:tcPr>
-          <w:p/>
-        </w:tc>
-        <w:tc>
-          <w:tcPr>
-            <w:tcW w:type="dxa" w:w="4140"/>
-            <w:vAlign w:val="center"/>
-          </w:tcPr>
-          <w:p/>
-        </w:tc>
-        <w:tc>
-          <w:tcPr>
-            <w:tcW w:type="dxa" w:w="4140"/>
             <w:vAlign w:val="center"/>
           </w:tcPr>
           <w:p/>

--- a/public/fun/forms/이력서_치과위생사·치과행정_10_JSONResume형.docx
+++ b/public/fun/forms/이력서_치과위생사·치과행정_10_JSONResume형.docx
@@ -945,7 +945,9 @@
                 <w:color w:val="31363F"/>
                 <w:sz w:val="19"/>
               </w:rPr>
-              <w:t>치과명 / 체어 수</w:t>
+              <w:t>치과명 / 체어</w:t>
+              <w:br/>
+              <w:t>수</w:t>
             </w:r>
           </w:p>
         </w:tc>

--- a/public/fun/forms/이력서_치과위생사·치과행정_10_JSONResume형.docx
+++ b/public/fun/forms/이력서_치과위생사·치과행정_10_JSONResume형.docx
@@ -494,7 +494,7 @@
                 <w:color w:val="A9B0B8"/>
                 <w:sz w:val="16"/>
               </w:rPr>
-              <w:t>예) 2023.05.</w:t>
+              <w:t>예) ○○○○.○○.</w:t>
             </w:r>
           </w:p>
         </w:tc>
@@ -777,7 +777,7 @@
                 <w:color w:val="A9B0B8"/>
                 <w:sz w:val="16"/>
               </w:rPr>
-              <w:t>예) 2022.03 ~ 2024.02</w:t>
+              <w:t>예) ○○○○.○○ ~ ○○○○.○○</w:t>
             </w:r>
           </w:p>
         </w:tc>
@@ -796,7 +796,7 @@
                 <w:color w:val="A9B0B8"/>
                 <w:sz w:val="16"/>
               </w:rPr>
-              <w:t>○○대학교</w:t>
+              <w:t>학교명 입력</w:t>
             </w:r>
           </w:p>
         </w:tc>
@@ -815,7 +815,7 @@
                 <w:color w:val="A9B0B8"/>
                 <w:sz w:val="16"/>
               </w:rPr>
-              <w:t>○○학과 (학점 3.8/4.5)</w:t>
+              <w:t>○○학과 (학점 입력)</w:t>
             </w:r>
           </w:p>
         </w:tc>
@@ -1014,7 +1014,7 @@
                 <w:color w:val="A9B0B8"/>
                 <w:sz w:val="16"/>
               </w:rPr>
-              <w:t>예) 2022.03 ~ 2024.02</w:t>
+              <w:t>예) ○○○○.○○ ~ ○○○○.○○</w:t>
             </w:r>
           </w:p>
         </w:tc>
@@ -1806,7 +1806,7 @@
                 <w:color w:val="575E6B"/>
                 <w:sz w:val="19"/>
               </w:rPr>
-              <w:t>2021~현재 · ○○치과 위생사 · 일 평균 스케일링 14건 · 정기 검진 안내로 재내원율 +12%</w:t>
+              <w:t>기간 입력 · ○○치과 위생사 · 일 평균 스케일링 14건 · 정기 검진 안내로 재내원율 +12%</w:t>
             </w:r>
           </w:p>
         </w:tc>
